--- a/fuentes/CF_02_42110167_DU.docx
+++ b/fuentes/CF_02_42110167_DU.docx
@@ -540,6 +540,7 @@
           <w:docPartUnique/>
         </w:docPartObj>
       </w:sdtPr>
+      <w:sdtEndPr/>
       <w:sdtContent>
         <w:p>
           <w:pPr>
@@ -1740,20 +1741,18 @@
             <w:fldChar w:fldCharType="end"/>
           </w:r>
         </w:p>
-        <w:bookmarkStart w:id="0" w:name="_GoBack" w:displacedByCustomXml="next"/>
-        <w:bookmarkEnd w:id="0" w:displacedByCustomXml="next"/>
       </w:sdtContent>
     </w:sdt>
     <w:p>
       <w:pPr>
         <w:pStyle w:val="Titulosgenerales"/>
       </w:pPr>
-      <w:bookmarkStart w:id="1" w:name="_Toc236060787"/>
+      <w:bookmarkStart w:id="0" w:name="_Toc236060787"/>
       <w:r>
         <w:lastRenderedPageBreak/>
         <w:t>Introducción</w:t>
       </w:r>
-      <w:bookmarkEnd w:id="1"/>
+      <w:bookmarkEnd w:id="0"/>
     </w:p>
     <w:p>
       <w:pPr>
@@ -2060,12 +2059,12 @@
       <w:pPr>
         <w:pStyle w:val="Ttulo1"/>
       </w:pPr>
-      <w:bookmarkStart w:id="2" w:name="_Toc236060788"/>
+      <w:bookmarkStart w:id="1" w:name="_Toc236060788"/>
       <w:r>
         <w:lastRenderedPageBreak/>
         <w:t>Competencias fundantes</w:t>
       </w:r>
-      <w:bookmarkEnd w:id="2"/>
+      <w:bookmarkEnd w:id="1"/>
     </w:p>
     <w:p>
       <w:r>
@@ -2185,11 +2184,11 @@
       <w:pPr>
         <w:pStyle w:val="Ttulo2"/>
       </w:pPr>
-      <w:bookmarkStart w:id="3" w:name="_Toc236060789"/>
+      <w:bookmarkStart w:id="2" w:name="_Toc236060789"/>
       <w:r>
         <w:t>Autoestima</w:t>
       </w:r>
-      <w:bookmarkEnd w:id="3"/>
+      <w:bookmarkEnd w:id="2"/>
     </w:p>
     <w:p>
       <w:r>
@@ -2636,12 +2635,12 @@
       <w:pPr>
         <w:pStyle w:val="Ttulo2"/>
       </w:pPr>
-      <w:bookmarkStart w:id="4" w:name="_Toc236060790"/>
+      <w:bookmarkStart w:id="3" w:name="_Toc236060790"/>
       <w:r>
         <w:lastRenderedPageBreak/>
         <w:t>Regulación emocional</w:t>
       </w:r>
-      <w:bookmarkEnd w:id="4"/>
+      <w:bookmarkEnd w:id="3"/>
       <w:r>
         <w:t xml:space="preserve"> </w:t>
       </w:r>
@@ -3688,12 +3687,12 @@
       <w:pPr>
         <w:pStyle w:val="Ttulo2"/>
       </w:pPr>
-      <w:bookmarkStart w:id="5" w:name="_Toc236060791"/>
+      <w:bookmarkStart w:id="4" w:name="_Toc236060791"/>
       <w:r>
         <w:lastRenderedPageBreak/>
         <w:t>Empatía</w:t>
       </w:r>
-      <w:bookmarkEnd w:id="5"/>
+      <w:bookmarkEnd w:id="4"/>
     </w:p>
     <w:p>
       <w:r>
@@ -4059,11 +4058,11 @@
       <w:pPr>
         <w:pStyle w:val="Ttulo2"/>
       </w:pPr>
-      <w:bookmarkStart w:id="6" w:name="_Toc236060792"/>
+      <w:bookmarkStart w:id="5" w:name="_Toc236060792"/>
       <w:r>
         <w:t>Resiliencia</w:t>
       </w:r>
-      <w:bookmarkEnd w:id="6"/>
+      <w:bookmarkEnd w:id="5"/>
     </w:p>
     <w:p>
       <w:r>
@@ -4513,12 +4512,12 @@
       <w:pPr>
         <w:pStyle w:val="Ttulo2"/>
       </w:pPr>
-      <w:bookmarkStart w:id="7" w:name="_Toc236060793"/>
+      <w:bookmarkStart w:id="6" w:name="_Toc236060793"/>
       <w:r>
         <w:lastRenderedPageBreak/>
         <w:t>Comunicación</w:t>
       </w:r>
-      <w:bookmarkEnd w:id="7"/>
+      <w:bookmarkEnd w:id="6"/>
     </w:p>
     <w:p>
       <w:r>
@@ -5277,12 +5276,12 @@
       <w:pPr>
         <w:pStyle w:val="Ttulo1"/>
       </w:pPr>
-      <w:bookmarkStart w:id="8" w:name="_Toc236060794"/>
+      <w:bookmarkStart w:id="7" w:name="_Toc236060794"/>
       <w:r>
         <w:lastRenderedPageBreak/>
         <w:t>Competencias integradoras</w:t>
       </w:r>
-      <w:bookmarkEnd w:id="8"/>
+      <w:bookmarkEnd w:id="7"/>
     </w:p>
     <w:p>
       <w:r>
@@ -5501,11 +5500,11 @@
       <w:pPr>
         <w:pStyle w:val="Ttulo2"/>
       </w:pPr>
-      <w:bookmarkStart w:id="9" w:name="_Toc236060795"/>
+      <w:bookmarkStart w:id="8" w:name="_Toc236060795"/>
       <w:r>
         <w:t>Trabajo en equipo</w:t>
       </w:r>
-      <w:bookmarkEnd w:id="9"/>
+      <w:bookmarkEnd w:id="8"/>
     </w:p>
     <w:p>
       <w:r>
@@ -6055,11 +6054,11 @@
       <w:pPr>
         <w:pStyle w:val="Ttulo2"/>
       </w:pPr>
-      <w:bookmarkStart w:id="10" w:name="_Toc236060796"/>
+      <w:bookmarkStart w:id="9" w:name="_Toc236060796"/>
       <w:r>
         <w:t>Liderazgo</w:t>
       </w:r>
-      <w:bookmarkEnd w:id="10"/>
+      <w:bookmarkEnd w:id="9"/>
     </w:p>
     <w:p>
       <w:r>
@@ -6468,11 +6467,11 @@
       <w:pPr>
         <w:pStyle w:val="Ttulo2"/>
       </w:pPr>
-      <w:bookmarkStart w:id="11" w:name="_Toc236060797"/>
+      <w:bookmarkStart w:id="10" w:name="_Toc236060797"/>
       <w:r>
         <w:t>Toma de decisiones</w:t>
       </w:r>
-      <w:bookmarkEnd w:id="11"/>
+      <w:bookmarkEnd w:id="10"/>
     </w:p>
     <w:p>
       <w:r>
@@ -6945,11 +6944,11 @@
       <w:pPr>
         <w:pStyle w:val="Ttulo2"/>
       </w:pPr>
-      <w:bookmarkStart w:id="12" w:name="_Toc236060798"/>
+      <w:bookmarkStart w:id="11" w:name="_Toc236060798"/>
       <w:r>
         <w:t>Gestión de conflictos</w:t>
       </w:r>
-      <w:bookmarkEnd w:id="12"/>
+      <w:bookmarkEnd w:id="11"/>
     </w:p>
     <w:p>
       <w:r>
@@ -7527,12 +7526,12 @@
           <w:u w:val="single"/>
         </w:rPr>
       </w:pPr>
-      <w:bookmarkStart w:id="13" w:name="_Toc236060799"/>
+      <w:bookmarkStart w:id="12" w:name="_Toc236060799"/>
       <w:r>
         <w:lastRenderedPageBreak/>
         <w:t>Síntesis</w:t>
       </w:r>
-      <w:bookmarkEnd w:id="13"/>
+      <w:bookmarkEnd w:id="12"/>
       <w:r>
         <w:t xml:space="preserve"> </w:t>
       </w:r>
@@ -7630,7 +7629,7 @@
         </w:rPr>
         <w:lastRenderedPageBreak/>
         <w:drawing>
-          <wp:anchor distT="0" distB="0" distL="114300" distR="114300" simplePos="0" relativeHeight="251671552" behindDoc="0" locked="0" layoutInCell="1" allowOverlap="1" wp14:anchorId="3F1DD7CB" wp14:editId="0953729F">
+          <wp:anchor distT="0" distB="0" distL="114300" distR="114300" simplePos="0" relativeHeight="251672576" behindDoc="0" locked="0" layoutInCell="1" allowOverlap="1" wp14:anchorId="61AE250C" wp14:editId="4F37467B">
             <wp:simplePos x="0" y="0"/>
             <wp:positionH relativeFrom="column">
               <wp:posOffset>0</wp:posOffset>
@@ -7638,10 +7637,10 @@
             <wp:positionV relativeFrom="paragraph">
               <wp:posOffset>-635</wp:posOffset>
             </wp:positionV>
-            <wp:extent cx="6332220" cy="3952240"/>
-            <wp:effectExtent l="0" t="0" r="0" b="0"/>
+            <wp:extent cx="6332220" cy="3994150"/>
+            <wp:effectExtent l="0" t="0" r="0" b="6350"/>
             <wp:wrapNone/>
-            <wp:docPr id="39" name="Gráfico 39" descr="El componente formativo “Competencias para la vida fundantes e integradoras” aborda habilidades esenciales para el desarrollo personal y social. Comienza con las competencias fundantes, como la autoestima, regulación emocional, empatía, resiliencia y comunicación, que son clave para el autoconocimiento y el manejo de emociones. A continuación, se enfocan las competencias integradoras, tales como trabajo en equipo, liderazgo, toma de decisiones y gestión de conflictos, que facilitan la interacción efectiva y la resolución de problemas en diversos contextos. Este enfoque busca fortalecer tanto el bienestar individual como el colectivo."/>
+            <wp:docPr id="3" name="Gráfico 3" descr="El componente formativo “Competencias para la vida fundantes e integradoras” aborda habilidades esenciales para el desarrollo personal y social. Comienza con las competencias fundantes, como la autoestima, regulación emocional, empatía, resiliencia y comunicación, que son clave para el autoconocimiento y el manejo de emociones. A continuación, se enfocan las competencias integradoras, tales como trabajo en equipo, liderazgo, toma de decisiones y gestión de conflictos, que facilitan la interacción efectiva y la resolución de problemas en diversos contextos. Este enfoque busca fortalecer tanto el bienestar individual como el colectivo."/>
             <wp:cNvGraphicFramePr>
               <a:graphicFrameLocks xmlns:a="http://schemas.openxmlformats.org/drawingml/2006/main" noChangeAspect="1"/>
             </wp:cNvGraphicFramePr>
@@ -7649,7 +7648,7 @@
               <a:graphicData uri="http://schemas.openxmlformats.org/drawingml/2006/picture">
                 <pic:pic xmlns:pic="http://schemas.openxmlformats.org/drawingml/2006/picture">
                   <pic:nvPicPr>
-                    <pic:cNvPr id="39" name="sintesis.13c3c7d2.svg"/>
+                    <pic:cNvPr id="3" name="sintesis.3c4b66a5.svg"/>
                     <pic:cNvPicPr/>
                   </pic:nvPicPr>
                   <pic:blipFill>
@@ -7670,7 +7669,7 @@
                   <pic:spPr>
                     <a:xfrm>
                       <a:off x="0" y="0"/>
-                      <a:ext cx="6332220" cy="3952240"/>
+                      <a:ext cx="6332220" cy="3994150"/>
                     </a:xfrm>
                     <a:prstGeom prst="rect">
                       <a:avLst/>
@@ -7685,6 +7684,62 @@
     </w:p>
     <w:p>
       <w:pPr>
+        <w:rPr>
+          <w:noProof/>
+          <w:lang w:eastAsia="es-CO"/>
+        </w:rPr>
+      </w:pPr>
+    </w:p>
+    <w:p>
+      <w:pPr>
+        <w:rPr>
+          <w:noProof/>
+          <w:lang w:eastAsia="es-CO"/>
+        </w:rPr>
+      </w:pPr>
+    </w:p>
+    <w:p>
+      <w:pPr>
+        <w:rPr>
+          <w:noProof/>
+          <w:lang w:eastAsia="es-CO"/>
+        </w:rPr>
+      </w:pPr>
+    </w:p>
+    <w:p>
+      <w:pPr>
+        <w:rPr>
+          <w:noProof/>
+          <w:lang w:eastAsia="es-CO"/>
+        </w:rPr>
+      </w:pPr>
+    </w:p>
+    <w:p>
+      <w:pPr>
+        <w:rPr>
+          <w:noProof/>
+          <w:lang w:eastAsia="es-CO"/>
+        </w:rPr>
+      </w:pPr>
+    </w:p>
+    <w:p>
+      <w:pPr>
+        <w:rPr>
+          <w:noProof/>
+          <w:lang w:eastAsia="es-CO"/>
+        </w:rPr>
+      </w:pPr>
+    </w:p>
+    <w:p>
+      <w:pPr>
+        <w:rPr>
+          <w:noProof/>
+          <w:lang w:eastAsia="es-CO"/>
+        </w:rPr>
+      </w:pPr>
+    </w:p>
+    <w:p>
+      <w:pPr>
         <w:ind w:firstLine="0"/>
         <w:jc w:val="center"/>
         <w:rPr>
@@ -7705,12 +7760,12 @@
       <w:pPr>
         <w:pStyle w:val="Titulosgenerales"/>
       </w:pPr>
-      <w:bookmarkStart w:id="14" w:name="_Toc236060800"/>
+      <w:bookmarkStart w:id="13" w:name="_Toc236060800"/>
       <w:r>
         <w:lastRenderedPageBreak/>
         <w:t>Glosario</w:t>
       </w:r>
-      <w:bookmarkEnd w:id="14"/>
+      <w:bookmarkEnd w:id="13"/>
     </w:p>
     <w:p>
       <w:pPr>
@@ -8050,12 +8105,12 @@
       <w:pPr>
         <w:pStyle w:val="Titulosgenerales"/>
       </w:pPr>
-      <w:bookmarkStart w:id="15" w:name="_Toc236060801"/>
+      <w:bookmarkStart w:id="14" w:name="_Toc236060801"/>
       <w:r>
         <w:lastRenderedPageBreak/>
         <w:t>Referencias bibliográficas</w:t>
       </w:r>
-      <w:bookmarkEnd w:id="15"/>
+      <w:bookmarkEnd w:id="14"/>
       <w:r>
         <w:t xml:space="preserve"> </w:t>
       </w:r>
@@ -8343,12 +8398,12 @@
       <w:pPr>
         <w:pStyle w:val="Titulosgenerales"/>
       </w:pPr>
-      <w:bookmarkStart w:id="16" w:name="_Toc236060802"/>
+      <w:bookmarkStart w:id="15" w:name="_Toc236060802"/>
       <w:r>
         <w:lastRenderedPageBreak/>
         <w:t>Créditos</w:t>
       </w:r>
-      <w:bookmarkEnd w:id="16"/>
+      <w:bookmarkEnd w:id="15"/>
     </w:p>
     <w:tbl>
       <w:tblPr>
@@ -9298,20 +9353,9 @@
           <w:p>
             <w:pPr>
               <w:pStyle w:val="TextoTablas"/>
-              <w:rPr>
-                <w:lang w:val="es-CO"/>
-              </w:rPr>
-            </w:pPr>
-            <w:r>
-              <w:t xml:space="preserve">Manuel Felipe </w:t>
-            </w:r>
-            <w:proofErr w:type="spellStart"/>
-            <w:r>
-              <w:t>Echavarria</w:t>
-            </w:r>
-            <w:proofErr w:type="spellEnd"/>
-            <w:r>
-              <w:t xml:space="preserve"> Orozco</w:t>
+            </w:pPr>
+            <w:r>
+              <w:t>Francisco José Vásquez Suárez</w:t>
             </w:r>
           </w:p>
         </w:tc>
@@ -9322,19 +9366,18 @@
           <w:p>
             <w:pPr>
               <w:pStyle w:val="TextoTablas"/>
-              <w:rPr>
-                <w:lang w:val="es-CO"/>
-              </w:rPr>
             </w:pPr>
             <w:r>
               <w:t xml:space="preserve">Desarrollador </w:t>
             </w:r>
+            <w:bookmarkStart w:id="16" w:name="_GoBack"/>
             <w:r>
               <w:rPr>
                 <w:rStyle w:val="Extranjerismo"/>
               </w:rPr>
               <w:t>full stack</w:t>
             </w:r>
+            <w:bookmarkEnd w:id="16"/>
           </w:p>
         </w:tc>
         <w:tc>
@@ -9344,9 +9387,6 @@
           <w:p>
             <w:pPr>
               <w:pStyle w:val="TextoTablas"/>
-              <w:rPr>
-                <w:lang w:val="es-CO"/>
-              </w:rPr>
             </w:pPr>
             <w:r>
               <w:t>Centro de Comercio y Servicios - Regional Tolima</w:t>
@@ -9370,13 +9410,16 @@
               </w:rPr>
             </w:pPr>
             <w:r>
-              <w:t xml:space="preserve">Gilberto Junior Rodríguez </w:t>
+              <w:t xml:space="preserve">Manuel Felipe </w:t>
             </w:r>
             <w:proofErr w:type="spellStart"/>
             <w:r>
-              <w:t>Rodríguez</w:t>
+              <w:t>Echavarria</w:t>
             </w:r>
             <w:proofErr w:type="spellEnd"/>
+            <w:r>
+              <w:t xml:space="preserve"> Orozco</w:t>
+            </w:r>
           </w:p>
         </w:tc>
         <w:tc>
@@ -9391,7 +9434,13 @@
               </w:rPr>
             </w:pPr>
             <w:r>
-              <w:t>Animador y productor audiovisual</w:t>
+              <w:t xml:space="preserve">Desarrollador </w:t>
+            </w:r>
+            <w:r>
+              <w:rPr>
+                <w:rStyle w:val="Extranjerismo"/>
+              </w:rPr>
+              <w:t>full stack</w:t>
             </w:r>
           </w:p>
         </w:tc>
@@ -9425,11 +9474,11 @@
               </w:rPr>
             </w:pPr>
             <w:r>
-              <w:t xml:space="preserve">Ernesto Navarro </w:t>
+              <w:t xml:space="preserve">Gilberto Junior Rodríguez </w:t>
             </w:r>
             <w:proofErr w:type="spellStart"/>
             <w:r>
-              <w:t>Jaimes</w:t>
+              <w:t>Rodríguez</w:t>
             </w:r>
             <w:proofErr w:type="spellEnd"/>
           </w:p>
@@ -9483,8 +9532,13 @@
               </w:rPr>
             </w:pPr>
             <w:r>
-              <w:t>Norma Constanza Morales Cruz</w:t>
-            </w:r>
+              <w:t xml:space="preserve">Ernesto Navarro </w:t>
+            </w:r>
+            <w:proofErr w:type="spellStart"/>
+            <w:r>
+              <w:t>Jaimes</w:t>
+            </w:r>
+            <w:proofErr w:type="spellEnd"/>
           </w:p>
         </w:tc>
         <w:tc>
@@ -9499,7 +9553,7 @@
               </w:rPr>
             </w:pPr>
             <w:r>
-              <w:t>Evaluadora de contenidos inclusivos y accesibles</w:t>
+              <w:t>Animador y productor audiovisual</w:t>
             </w:r>
           </w:p>
         </w:tc>
@@ -9533,7 +9587,7 @@
               </w:rPr>
             </w:pPr>
             <w:r>
-              <w:t>Jorge Eduardo Rueda Peña</w:t>
+              <w:t>Norma Constanza Morales Cruz</w:t>
             </w:r>
           </w:p>
         </w:tc>
@@ -9549,7 +9603,7 @@
               </w:rPr>
             </w:pPr>
             <w:r>
-              <w:t>Evaluador de contenidos inclusivos y accesibles</w:t>
+              <w:t>Evaluadora de contenidos inclusivos y accesibles</w:t>
             </w:r>
           </w:p>
         </w:tc>
@@ -9586,7 +9640,7 @@
               </w:rPr>
             </w:pPr>
             <w:r>
-              <w:t>Jorge Bustos Gómez</w:t>
+              <w:t>Jorge Eduardo Rueda Peña</w:t>
             </w:r>
           </w:p>
         </w:tc>
@@ -9602,7 +9656,7 @@
               </w:rPr>
             </w:pPr>
             <w:r>
-              <w:t>Validador y vinculador de recursos educativos digitales</w:t>
+              <w:t>Evaluador de contenidos inclusivos y accesibles</w:t>
             </w:r>
           </w:p>
         </w:tc>
@@ -9624,6 +9678,59 @@
         </w:tc>
       </w:tr>
       <w:tr>
+        <w:tc>
+          <w:tcPr>
+            <w:tcW w:w="2830" w:type="dxa"/>
+          </w:tcPr>
+          <w:p>
+            <w:pPr>
+              <w:pStyle w:val="TextoTablas"/>
+              <w:rPr>
+                <w:lang w:val="es-CO"/>
+              </w:rPr>
+            </w:pPr>
+            <w:r>
+              <w:t>Jorge Bustos Gómez</w:t>
+            </w:r>
+          </w:p>
+        </w:tc>
+        <w:tc>
+          <w:tcPr>
+            <w:tcW w:w="3261" w:type="dxa"/>
+          </w:tcPr>
+          <w:p>
+            <w:pPr>
+              <w:pStyle w:val="TextoTablas"/>
+              <w:rPr>
+                <w:lang w:val="es-CO"/>
+              </w:rPr>
+            </w:pPr>
+            <w:r>
+              <w:t>Validador y vinculador de recursos educativos digitales</w:t>
+            </w:r>
+          </w:p>
+        </w:tc>
+        <w:tc>
+          <w:tcPr>
+            <w:tcW w:w="3969" w:type="dxa"/>
+          </w:tcPr>
+          <w:p>
+            <w:pPr>
+              <w:pStyle w:val="TextoTablas"/>
+              <w:rPr>
+                <w:lang w:val="es-CO"/>
+              </w:rPr>
+            </w:pPr>
+            <w:r>
+              <w:t>Centro de Comercio y Servicios - Regional Tolima</w:t>
+            </w:r>
+          </w:p>
+        </w:tc>
+      </w:tr>
+      <w:tr>
+        <w:trPr>
+          <w:cnfStyle w:val="000000100000" w:firstRow="0" w:lastRow="0" w:firstColumn="0" w:lastColumn="0" w:oddVBand="0" w:evenVBand="0" w:oddHBand="1" w:evenHBand="0" w:firstRowFirstColumn="0" w:firstRowLastColumn="0" w:lastRowFirstColumn="0" w:lastRowLastColumn="0"/>
+        </w:trPr>
         <w:tc>
           <w:tcPr>
             <w:tcW w:w="2830" w:type="dxa"/>
@@ -9730,6 +9837,7 @@
         <w:docPartUnique/>
       </w:docPartObj>
     </w:sdtPr>
+    <w:sdtEndPr/>
     <w:sdtContent>
       <w:p>
         <w:pPr>
@@ -14426,6 +14534,7 @@
   <w:style w:type="character" w:default="1" w:styleId="Fuentedeprrafopredeter">
     <w:name w:val="Default Paragraph Font"/>
     <w:uiPriority w:val="1"/>
+    <w:semiHidden/>
     <w:unhideWhenUsed/>
   </w:style>
   <w:style w:type="table" w:default="1" w:styleId="Tablanormal">
@@ -15898,7 +16007,7 @@
 </file>
 
 <file path=customXml/itemProps4.xml><?xml version="1.0" encoding="utf-8"?>
-<ds:datastoreItem xmlns:ds="http://schemas.openxmlformats.org/officeDocument/2006/customXml" ds:itemID="{CD7268AA-4EA9-4BB7-BE0E-B44F4D12EF5F}">
+<ds:datastoreItem xmlns:ds="http://schemas.openxmlformats.org/officeDocument/2006/customXml" ds:itemID="{F5164940-CADE-4A3C-8A58-6D6A55257600}">
   <ds:schemaRefs>
     <ds:schemaRef ds:uri="http://schemas.openxmlformats.org/officeDocument/2006/bibliography"/>
   </ds:schemaRefs>
